--- a/_word/2020-01-28-My-Resume.docx
+++ b/_word/2020-01-28-My-Resume.docx
@@ -916,7 +916,7 @@
           <w:sz w:val="22"/>
           <w:szCs w:val="22"/>
         </w:rPr>
-        <w:t>Sales Associate</w:t>
+        <w:t>Product Guide</w:t>
       </w:r>
     </w:p>
     <w:p>
@@ -946,23 +946,7 @@
           <w:sz w:val="22"/>
           <w:szCs w:val="22"/>
         </w:rPr>
-        <w:t xml:space="preserve">ncrease 30% sales revenue and 35% customer service by leveraging my communication, bilingual literacy and by </w:t>
-      </w:r>
-      <w:r>
-        <w:rPr>
-          <w:rFonts w:ascii="Times New Roman" w:hAnsi="Times New Roman" w:cs="Times New Roman"/>
-          <w:sz w:val="22"/>
-          <w:szCs w:val="22"/>
-        </w:rPr>
-        <w:t>analyzing</w:t>
-      </w:r>
-      <w:r>
-        <w:rPr>
-          <w:rFonts w:ascii="Times New Roman" w:hAnsi="Times New Roman" w:cs="Times New Roman"/>
-          <w:sz w:val="22"/>
-          <w:szCs w:val="22"/>
-        </w:rPr>
-        <w:t xml:space="preserve"> foot traffic at the mall </w:t>
+        <w:t>ncrease 30% sales revenue and 35% customer service by leveraging my communication, bilingual literacy and by analyzing foot traffic at the mall </w:t>
       </w:r>
     </w:p>
     <w:p>
@@ -2066,6 +2050,7 @@
     <w:lsdException w:name="HTML Sample" w:semiHidden="1" w:unhideWhenUsed="1"/>
     <w:lsdException w:name="HTML Typewriter" w:semiHidden="1" w:unhideWhenUsed="1"/>
     <w:lsdException w:name="HTML Variable" w:semiHidden="1" w:unhideWhenUsed="1"/>
+    <w:lsdException w:name="Normal Table" w:semiHidden="1" w:unhideWhenUsed="1"/>
     <w:lsdException w:name="annotation subject" w:semiHidden="1" w:unhideWhenUsed="1"/>
     <w:lsdException w:name="No List" w:semiHidden="1" w:unhideWhenUsed="1"/>
     <w:lsdException w:name="Outline List 1" w:semiHidden="1" w:unhideWhenUsed="1"/>
@@ -2112,8 +2097,10 @@
     <w:lsdException w:name="Table Subtle 2" w:semiHidden="1" w:unhideWhenUsed="1"/>
     <w:lsdException w:name="Table Web 1" w:semiHidden="1" w:unhideWhenUsed="1"/>
     <w:lsdException w:name="Table Web 2" w:semiHidden="1" w:unhideWhenUsed="1"/>
+    <w:lsdException w:name="Table Web 3" w:semiHidden="1" w:unhideWhenUsed="1"/>
     <w:lsdException w:name="Balloon Text" w:semiHidden="1" w:unhideWhenUsed="1"/>
     <w:lsdException w:name="Table Grid" w:uiPriority="39"/>
+    <w:lsdException w:name="Table Theme" w:semiHidden="1" w:unhideWhenUsed="1"/>
     <w:lsdException w:name="Placeholder Text" w:semiHidden="1"/>
     <w:lsdException w:name="No Spacing" w:uiPriority="1" w:qFormat="1"/>
     <w:lsdException w:name="Light Shading" w:uiPriority="60"/>
